--- a/Word documents/Eton_IGCSE_User_Guide.docx
+++ b/Word documents/Eton_IGCSE_User_Guide.docx
@@ -5547,7 +5547,7 @@
           <w:sz w:val="22"/>
           <w:szCs w:val="22"/>
         </w:rPr>
-        <w:t xml:space="preserve"> (use this in Birley 12, or when AP has set the test as an EW) or </w:t>
+        <w:t xml:space="preserve"> (use this in Birley Schools, or when AP has set the test as an EW) or </w:t>
       </w:r>
       <w:r>
         <w:rPr>
@@ -5943,7 +5943,7 @@
           <w:sz w:val="22"/>
           <w:szCs w:val="22"/>
         </w:rPr>
-        <w:t xml:space="preserve"> box. This is the most important part: what caught you out, and how will you remember it? In Birley 12 you get a couple of minutes; in your House take as long as you need. The PDF button unlocks only after you have written for 30 seconds.</w:t>
+        <w:t xml:space="preserve"> box. This is the most important part: what caught you out, and how will you remember it? In Birley Schools you get a couple of minutes; in your House take as long as you need. The PDF button unlocks only after you have written for 30 seconds.</w:t>
       </w:r>
     </w:p>
     <w:p>
@@ -6749,7 +6749,7 @@
           <w:sz w:val="22"/>
           <w:szCs w:val="22"/>
         </w:rPr>
-        <w:t xml:space="preserve"> (work done in Birley 12) or </w:t>
+        <w:t xml:space="preserve"> (work done in Birley Schools) or </w:t>
       </w:r>
       <w:r>
         <w:rPr>
@@ -9094,7 +9094,7 @@
           <w:sz w:val="22"/>
           <w:szCs w:val="22"/>
         </w:rPr>
-        <w:t xml:space="preserve"> in Birley 12. Your questions may differ from your neighbour's. Between them, the practice tests cover the whole selection AP chose, and the ACTUAL TEST is a fresh random draw from all of it, so learning just one practice test will not be enough.</w:t>
+        <w:t xml:space="preserve"> in Birley Schools. Your questions may differ from your neighbour's. Between them, the practice tests cover the whole selection AP chose, and the ACTUAL TEST is a fresh random draw from all of it, so learning just one practice test will not be enough.</w:t>
       </w:r>
     </w:p>
     <w:p>

--- a/Word documents/Eton_IGCSE_User_Guide.docx
+++ b/Word documents/Eton_IGCSE_User_Guide.docx
@@ -1840,7 +1840,7 @@
           <w:sz w:val="22"/>
           <w:szCs w:val="22"/>
         </w:rPr>
-        <w:t xml:space="preserve">Each app is one web page. AP gives you the link (usually in OneNote or Teams). Open it in your browser on your iPad or computer.</w:t>
+        <w:t xml:space="preserve">Each app is one web page. Your teacher gives you the link (usually in OneNote or Teams). Open it in your browser on your iPad or computer.</w:t>
       </w:r>
     </w:p>
     <w:p>
@@ -1868,7 +1868,7 @@
           <w:sz w:val="22"/>
           <w:szCs w:val="22"/>
         </w:rPr>
-        <w:t xml:space="preserve">AP</w:t>
+        <w:t xml:space="preserve">Eton</w:t>
       </w:r>
       <w:r>
         <w:rPr>
@@ -1894,7 +1894,7 @@
           <w:sz w:val="22"/>
           <w:szCs w:val="22"/>
         </w:rPr>
-        <w:t xml:space="preserve">If AP publishes a newer version, the page refreshes itself once. Your saved answers are kept.</w:t>
+        <w:t xml:space="preserve">If your teacher publishes a newer version, the page refreshes itself once. Your saved answers are kept.</w:t>
       </w:r>
     </w:p>
     <w:p>
@@ -2927,7 +2927,7 @@
                 <w:sz w:val="20"/>
                 <w:szCs w:val="20"/>
               </w:rPr>
-              <w:t xml:space="preserve">⚡ AP Speed Challenge</w:t>
+              <w:t xml:space="preserve">⚡ Eton Speed Challenge</w:t>
             </w:r>
           </w:p>
         </w:tc>
@@ -4374,7 +4374,7 @@
           <w:sz w:val="28"/>
           <w:szCs w:val="28"/>
         </w:rPr>
-        <w:t xml:space="preserve">1.5 ⚡ AP Speed Challenge (the tile game)</w:t>
+        <w:t xml:space="preserve">1.5 ⚡ Eton Speed Challenge (the tile game)</w:t>
       </w:r>
     </w:p>
     <w:p>
@@ -4891,7 +4891,7 @@
           <w:sz w:val="22"/>
           <w:szCs w:val="22"/>
         </w:rPr>
-        <w:t xml:space="preserve">AP Spot Test</w:t>
+        <w:t xml:space="preserve">Eton Spot Test</w:t>
       </w:r>
       <w:r>
         <w:rPr>
@@ -4930,7 +4930,7 @@
           <w:sz w:val="22"/>
           <w:szCs w:val="22"/>
         </w:rPr>
-        <w:t xml:space="preserve"> is the same game but set by AP through a link or code. It is locked to AP's choice, starts with 2 teams, 16 tiles, English to the foreign language, 20 seconds a turn and a 3 minute game, and you stay in it until AP says stop. There is no leaving it (see Part 2).</w:t>
+        <w:t xml:space="preserve"> is the same game but set by your teacher through a link or code. It is locked to your teacher’s choice, starts with 2 teams, 16 tiles, English to the foreign language, 20 seconds a turn and a 3 minute game, and you stay in it until your teacher says stop. There is no leaving it (see Part 2).</w:t>
       </w:r>
     </w:p>
     <w:p>
@@ -5025,7 +5025,7 @@
           <w:sz w:val="22"/>
           <w:szCs w:val="22"/>
         </w:rPr>
-        <w:t xml:space="preserve">AP Spot Test · items per box</w:t>
+        <w:t xml:space="preserve">Eton Spot Test · items per box</w:t>
       </w:r>
       <w:r>
         <w:rPr>
@@ -5297,7 +5297,7 @@
                 <w:sz w:val="20"/>
                 <w:szCs w:val="20"/>
               </w:rPr>
-              <w:t xml:space="preserve">📋 AP Spot Test</w:t>
+              <w:t xml:space="preserve">📋 Eton Spot Test</w:t>
             </w:r>
           </w:p>
         </w:tc>
@@ -5328,7 +5328,7 @@
                 <w:sz w:val="20"/>
                 <w:szCs w:val="20"/>
               </w:rPr>
-              <w:t xml:space="preserve">A sheet of 5 boxes, for AP to </w:t>
+              <w:t xml:space="preserve">A sheet of 5 boxes, for your teacher to </w:t>
             </w:r>
             <w:r>
               <w:rPr>
@@ -5383,7 +5383,7 @@
                 <w:sz w:val="20"/>
                 <w:szCs w:val="20"/>
               </w:rPr>
-              <w:t xml:space="preserve">⏱ AP Spot Test: timed &amp; submitted</w:t>
+              <w:t xml:space="preserve">⏱ Eton Spot Test: timed &amp; submitted</w:t>
             </w:r>
           </w:p>
         </w:tc>
@@ -5439,7 +5439,7 @@
           <w:sz w:val="28"/>
           <w:szCs w:val="28"/>
         </w:rPr>
-        <w:t xml:space="preserve">1.7 The timed “AP Spot Test: timed &amp; submitted”, step by step</w:t>
+        <w:t xml:space="preserve">1.7 The timed “Eton Spot Test: timed &amp; submitted”, step by step</w:t>
       </w:r>
     </w:p>
     <w:p>
@@ -5467,7 +5467,7 @@
           <w:sz w:val="22"/>
           <w:szCs w:val="22"/>
         </w:rPr>
-        <w:t xml:space="preserve">⏱ AP Spot Test: timed &amp; submitted</w:t>
+        <w:t xml:space="preserve">⏱ Eton Spot Test: timed &amp; submitted</w:t>
       </w:r>
       <w:r>
         <w:rPr>
@@ -5503,7 +5503,7 @@
           <w:sz w:val="22"/>
           <w:szCs w:val="22"/>
         </w:rPr>
-        <w:t xml:space="preserve">Leave it on Mixed unless AP has told you otherwise.</w:t>
+        <w:t xml:space="preserve">Leave it on Mixed unless your teacher has told you otherwise.</w:t>
       </w:r>
       <w:r>
         <w:rPr>
@@ -5547,7 +5547,7 @@
           <w:sz w:val="22"/>
           <w:szCs w:val="22"/>
         </w:rPr>
-        <w:t xml:space="preserve"> (use this in Birley Schools, or when AP has set the test as an EW) or </w:t>
+        <w:t xml:space="preserve"> (use this in Birley Schools, or when your teacher has set the test as an EW) or </w:t>
       </w:r>
       <w:r>
         <w:rPr>
@@ -6090,7 +6090,7 @@
                 <w:sz w:val="21"/>
                 <w:szCs w:val="21"/>
               </w:rPr>
-              <w:t xml:space="preserve">do not stop to ask AP</w:t>
+              <w:t xml:space="preserve">do not stop to ask your teacher</w:t>
             </w:r>
             <w:r>
               <w:rPr>
@@ -6178,7 +6178,7 @@
           <w:sz w:val="28"/>
           <w:szCs w:val="28"/>
         </w:rPr>
-        <w:t xml:space="preserve">1.8 Writing with the Apple Pencil (AP PEN)</w:t>
+        <w:t xml:space="preserve">1.8 Writing with the Apple Pencil (Eton PEN)</w:t>
       </w:r>
     </w:p>
     <w:p>
@@ -6587,7 +6587,7 @@
           <w:sz w:val="22"/>
           <w:szCs w:val="22"/>
         </w:rPr>
-        <w:t xml:space="preserve"> (date, then a clear title such as "AP Spot Test on VV10a") with a </w:t>
+        <w:t xml:space="preserve"> (date, then a clear title such as "Eton Spot Test on VV10a") with a </w:t>
       </w:r>
       <w:r>
         <w:rPr>
@@ -6705,7 +6705,7 @@
           <w:sz w:val="22"/>
           <w:szCs w:val="22"/>
         </w:rPr>
-        <w:t xml:space="preserve">AP OneNote</w:t>
+        <w:t xml:space="preserve">your Div’s Class OneNote</w:t>
       </w:r>
       <w:r>
         <w:rPr>
@@ -6947,7 +6947,7 @@
           <w:sz w:val="22"/>
           <w:szCs w:val="22"/>
         </w:rPr>
-        <w:t xml:space="preserve">AP grammar recap</w:t>
+        <w:t xml:space="preserve">Eton grammar recap</w:t>
       </w:r>
       <w:r>
         <w:rPr>
@@ -7670,7 +7670,7 @@
           <w:sz w:val="22"/>
           <w:szCs w:val="22"/>
         </w:rPr>
-        <w:t xml:space="preserve"> They do not go to AP, they do not show on your other devices, and clearing the site data wipes them. They do not print either. You find the recaps in the IGCSE app (section 3.4, Vocab and Gr EWs).</w:t>
+        <w:t xml:space="preserve"> They do not go to your teacher, they do not show on your other devices, and clearing the site data wipes them. They do not print either. You find the recaps in the IGCSE app (section 3.4, Vocab and Gr EWs).</w:t>
       </w:r>
     </w:p>
     <w:tbl>
@@ -7985,7 +7985,7 @@
           <w:sz w:val="22"/>
           <w:szCs w:val="22"/>
         </w:rPr>
-        <w:t xml:space="preserve"> (making test links). You will not even see these unless AP has set up a key on that device.</w:t>
+        <w:t xml:space="preserve"> (making test links). You will not even see these unless your teacher has set up a key on that device.</w:t>
       </w:r>
     </w:p>
     <w:p>
@@ -8013,7 +8013,7 @@
           <w:sz w:val="22"/>
           <w:szCs w:val="22"/>
         </w:rPr>
-        <w:t xml:space="preserve">AP</w:t>
+        <w:t xml:space="preserve">Eton</w:t>
       </w:r>
       <w:r>
         <w:rPr>
@@ -8042,7 +8042,7 @@
           <w:sz w:val="36"/>
           <w:szCs w:val="36"/>
         </w:rPr>
-        <w:t xml:space="preserve">Part 2. Tests set by AP (Eton Tests)</w:t>
+        <w:t xml:space="preserve">Part 2. Tests set by your teacher (Eton Tests)</w:t>
       </w:r>
     </w:p>
     <w:p>
@@ -8084,7 +8084,7 @@
           <w:sz w:val="22"/>
           <w:szCs w:val="22"/>
         </w:rPr>
-        <w:t xml:space="preserve">When AP sets you a test (in class, or as an EW) you receive either a </w:t>
+        <w:t xml:space="preserve">When your teacher sets you a test (in class, or as an EW) you receive either a </w:t>
       </w:r>
       <w:r>
         <w:rPr>
@@ -8338,7 +8338,7 @@
           <w:sz w:val="22"/>
           <w:szCs w:val="22"/>
         </w:rPr>
-        <w:t xml:space="preserve">If you see "There is no test called X", check the code with AP. Codes AP has only just added can take about a minute to work.</w:t>
+        <w:t xml:space="preserve">If you see "There is no test called X", check the code with your teacher. Codes your teacher has only just added can take about a minute to work.</w:t>
       </w:r>
     </w:p>
     <w:p>
@@ -8667,7 +8667,7 @@
                 <w:sz w:val="20"/>
                 <w:szCs w:val="20"/>
               </w:rPr>
-              <w:t xml:space="preserve">: the tile game, locked to AP's choice.</w:t>
+              <w:t xml:space="preserve">: the tile game, locked to your teacher’s choice.</w:t>
             </w:r>
           </w:p>
         </w:tc>
@@ -8942,7 +8942,7 @@
                 <w:sz w:val="20"/>
                 <w:szCs w:val="20"/>
               </w:rPr>
-              <w:t xml:space="preserve"> on one card that AP has fixed for you (F French, S Spanish, I Italian; see 2.3 and Part 3).</w:t>
+              <w:t xml:space="preserve"> on one card that your teacher has fixed for you (F French, S Spanish, I Italian; see 2.3 and Part 3).</w:t>
             </w:r>
           </w:p>
         </w:tc>
@@ -9037,7 +9037,7 @@
                 <w:sz w:val="20"/>
                 <w:szCs w:val="20"/>
               </w:rPr>
-              <w:t xml:space="preserve">. The app opens straight into a drill that AP has chosen. No timer, nothing logged. Press </w:t>
+              <w:t xml:space="preserve">. The app opens straight into a drill that your teacher has chosen. No timer, nothing logged. Press </w:t>
             </w:r>
             <w:r>
               <w:rPr>
@@ -9076,7 +9076,7 @@
           <w:sz w:val="22"/>
           <w:szCs w:val="22"/>
         </w:rPr>
-        <w:t xml:space="preserve">AP often sets the same set as two or three practice tests (named, for example, "VV11b PRACTICE 1, 2 and 3") for you to do at home, then the </w:t>
+        <w:t xml:space="preserve">Eton often sets the same set as two or three practice tests (named, for example, "VV11b PRACTICE 1, 2 and 3") for you to do at home, then the </w:t>
       </w:r>
       <w:r>
         <w:rPr>
@@ -9094,7 +9094,7 @@
           <w:sz w:val="22"/>
           <w:szCs w:val="22"/>
         </w:rPr>
-        <w:t xml:space="preserve"> in Birley Schools. Your questions may differ from your neighbour's. Between them, the practice tests cover the whole selection AP chose, and the ACTUAL TEST is a fresh random draw from all of it, so learning just one practice test will not be enough.</w:t>
+        <w:t xml:space="preserve"> in Birley Schools. Your questions may differ from your neighbour's. Between them, the practice tests cover the whole selection your teacher chose, and the ACTUAL TEST is a fresh random draw from all of it, so learning just one practice test will not be enough.</w:t>
       </w:r>
     </w:p>
     <w:p>
@@ -9207,7 +9207,7 @@
           <w:sz w:val="22"/>
           <w:szCs w:val="22"/>
         </w:rPr>
-        <w:t xml:space="preserve">✅ TEST SET BY AP</w:t>
+        <w:t xml:space="preserve">✅ TEST SET BY YOUR TEACHER</w:t>
       </w:r>
       <w:r>
         <w:rPr>
@@ -9305,17 +9305,17 @@
           <w:sz w:val="22"/>
           <w:szCs w:val="22"/>
         </w:rPr>
-        <w:t xml:space="preserve">There is no session timer. You stay until AP says stop. </w:t>
-      </w:r>
-      <w:r>
-        <w:rPr>
-          <w:rFonts w:ascii="Arial" w:cs="Arial" w:eastAsia="Arial" w:hAnsi="Arial"/>
-          <w:b/>
-          <w:bCs/>
-          <w:sz w:val="22"/>
-          <w:szCs w:val="22"/>
-        </w:rPr>
-        <w:t xml:space="preserve">⏹ End session (ask AP first)</w:t>
+        <w:t xml:space="preserve">There is no session timer. You stay until your teacher says stop. </w:t>
+      </w:r>
+      <w:r>
+        <w:rPr>
+          <w:rFonts w:ascii="Arial" w:cs="Arial" w:eastAsia="Arial" w:hAnsi="Arial"/>
+          <w:b/>
+          <w:bCs/>
+          <w:sz w:val="22"/>
+          <w:szCs w:val="22"/>
+        </w:rPr>
+        <w:t xml:space="preserve">⏹ End session (ask your teacher first)</w:t>
       </w:r>
       <w:r>
         <w:rPr>
@@ -9472,7 +9472,7 @@
           <w:sz w:val="22"/>
           <w:szCs w:val="22"/>
         </w:rPr>
-        <w:t xml:space="preserve">one card fixed by AP</w:t>
+        <w:t xml:space="preserve">one card fixed by your teacher</w:t>
       </w:r>
       <w:r>
         <w:rPr>
@@ -9516,7 +9516,7 @@
           <w:sz w:val="22"/>
           <w:szCs w:val="22"/>
         </w:rPr>
-        <w:t xml:space="preserve"> box opens by itself, headed "Set by AP (ORI101): this is your card. Record your answers, then follow the steps to send your PDF and recording."</w:t>
+        <w:t xml:space="preserve"> box opens by itself, headed "Set by your teacher (ORI101): this is your card. Record your answers, then follow the steps to send your PDF and recording."</w:t>
       </w:r>
     </w:p>
     <w:p>
@@ -10038,7 +10038,7 @@
                 <w:sz w:val="20"/>
                 <w:szCs w:val="20"/>
               </w:rPr>
-              <w:t xml:space="preserve">Master the AP Structures and practise for the oral</w:t>
+              <w:t xml:space="preserve">Master the Eton Structures and practise for the oral</w:t>
             </w:r>
           </w:p>
         </w:tc>
@@ -10805,15 +10805,15 @@
           <w:sz w:val="22"/>
           <w:szCs w:val="22"/>
         </w:rPr>
-        <w:t xml:space="preserve">🧩 AP Structures:</w:t>
-      </w:r>
-      <w:r>
-        <w:rPr>
-          <w:rFonts w:ascii="Arial" w:cs="Arial" w:eastAsia="Arial" w:hAnsi="Arial"/>
-          <w:sz w:val="22"/>
-          <w:szCs w:val="22"/>
-        </w:rPr>
-        <w:t xml:space="preserve"> 586 AP Advanced Verb Structures, set phrases such as "profiter de X", conjugated in every tense. Tick </w:t>
+        <w:t xml:space="preserve">🧩 Eton Structures:</w:t>
+      </w:r>
+      <w:r>
+        <w:rPr>
+          <w:rFonts w:ascii="Arial" w:cs="Arial" w:eastAsia="Arial" w:hAnsi="Arial"/>
+          <w:sz w:val="22"/>
+          <w:szCs w:val="22"/>
+        </w:rPr>
+        <w:t xml:space="preserve"> 586 Eton Advanced Verb Structures, set phrases such as "profiter de X", conjugated in every tense. Tick </w:t>
       </w:r>
       <w:r>
         <w:rPr>
@@ -10844,7 +10844,7 @@
           <w:sz w:val="22"/>
           <w:szCs w:val="22"/>
         </w:rPr>
-        <w:t xml:space="preserve">Use Specialist and AP Structures when AP tells you to.</w:t>
+        <w:t xml:space="preserve">Use Specialist and Eton Structures when Eton tells you to.</w:t>
       </w:r>
     </w:p>
     <w:p>
@@ -13447,7 +13447,7 @@
           <w:sz w:val="24"/>
           <w:szCs w:val="24"/>
         </w:rPr>
-        <w:t xml:space="preserve">Timed Reading and class sheets (set by AP)</w:t>
+        <w:t xml:space="preserve">Timed Reading and class sheets (set by your teacher)</w:t>
       </w:r>
     </w:p>
     <w:p>
@@ -13557,7 +13557,7 @@
           <w:sz w:val="22"/>
           <w:szCs w:val="22"/>
         </w:rPr>
-        <w:t xml:space="preserve"> (CLF code or link): AP plays the recording. You see the questions only: no sound and no marks until you press </w:t>
+        <w:t xml:space="preserve"> (CLF code or link): Eton plays the recording. You see the questions only: no sound and no marks until you press </w:t>
       </w:r>
       <w:r>
         <w:rPr>
@@ -13719,7 +13719,7 @@
           <w:sz w:val="22"/>
           <w:szCs w:val="22"/>
         </w:rPr>
-        <w:t xml:space="preserve">🧩 AP Advanced Verb Structures</w:t>
+        <w:t xml:space="preserve">🧩 Eton Advanced Verb Structures</w:t>
       </w:r>
       <w:r>
         <w:rPr>
@@ -14521,7 +14521,7 @@
           <w:sz w:val="22"/>
           <w:szCs w:val="22"/>
         </w:rPr>
-        <w:t xml:space="preserve"> code or link from AP): your teacher plays the recording and you see the questions only. Press </w:t>
+        <w:t xml:space="preserve"> code or link from your teacher): your teacher plays the recording and you see the questions only. Press </w:t>
       </w:r>
       <w:r>
         <w:rPr>
@@ -15753,7 +15753,7 @@
           <w:sz w:val="22"/>
           <w:szCs w:val="22"/>
         </w:rPr>
-        <w:t xml:space="preserve">⚡ AP Speed Challenge</w:t>
+        <w:t xml:space="preserve">⚡ Eton Speed Challenge</w:t>
       </w:r>
       <w:r>
         <w:rPr>
@@ -16522,7 +16522,7 @@
           <w:sz w:val="22"/>
           <w:szCs w:val="22"/>
         </w:rPr>
-        <w:t xml:space="preserve">⚡ AP Speed Challenge</w:t>
+        <w:t xml:space="preserve">⚡ Eton Speed Challenge</w:t>
       </w:r>
       <w:r>
         <w:rPr>
@@ -17026,7 +17026,7 @@
                 <w:sz w:val="20"/>
                 <w:szCs w:val="20"/>
               </w:rPr>
-              <w:t xml:space="preserve">IGCSE Italian grammar from scratch, C Block, with the AP Structures built in</w:t>
+              <w:t xml:space="preserve">IGCSE Italian grammar from scratch, C Block, with the Eton Structures built in</w:t>
             </w:r>
           </w:p>
         </w:tc>
@@ -17151,7 +17151,7 @@
                 <w:sz w:val="20"/>
                 <w:szCs w:val="20"/>
               </w:rPr>
-              <w:t xml:space="preserve">IGCSE Spanish grammar, F to D Block, with the AP Structures built in</w:t>
+              <w:t xml:space="preserve">IGCSE Spanish grammar, F to D Block, with the Eton Structures built in</w:t>
             </w:r>
           </w:p>
         </w:tc>
@@ -17289,7 +17289,7 @@
           <w:sz w:val="22"/>
           <w:szCs w:val="22"/>
         </w:rPr>
-        <w:t xml:space="preserve">AP grammar recap</w:t>
+        <w:t xml:space="preserve">Eton grammar recap</w:t>
       </w:r>
       <w:r>
         <w:rPr>
@@ -17489,7 +17489,7 @@
           <w:sz w:val="22"/>
           <w:szCs w:val="22"/>
         </w:rPr>
-        <w:t xml:space="preserve">📋 AP Spot Test</w:t>
+        <w:t xml:space="preserve">📋 Eton Spot Test</w:t>
       </w:r>
       <w:r>
         <w:rPr>
@@ -17507,7 +17507,7 @@
           <w:sz w:val="22"/>
           <w:szCs w:val="22"/>
         </w:rPr>
-        <w:t xml:space="preserve">⏱ AP Spot Test: timed &amp; submitted</w:t>
+        <w:t xml:space="preserve">⏱ Eton Spot Test: timed &amp; submitted</w:t>
       </w:r>
       <w:r>
         <w:rPr>
@@ -17674,7 +17674,7 @@
           <w:sz w:val="22"/>
           <w:szCs w:val="22"/>
         </w:rPr>
-        <w:t xml:space="preserve">"Want an AP grammar recap?"</w:t>
+        <w:t xml:space="preserve">"Want an Eton grammar recap?"</w:t>
       </w:r>
       <w:r>
         <w:rPr>
@@ -18352,7 +18352,7 @@
           <w:sz w:val="22"/>
           <w:szCs w:val="22"/>
         </w:rPr>
-        <w:t>Four cards: Approved Material (study first), Approved Material Studio (master it), Practice Sentences (then test yourself) and AP Speed Challenge. Press a card to open it. Approved Material and Practice Sentences open the set-up screen below, which has a ← Back button to return here. The Studio (you choose French, Italian or Spanish) has a ← Back to Approved Material button.</w:t>
+        <w:t>Four cards: Approved Material (study first), Approved Material Studio (master it), Practice Sentences (then test yourself) and Eton Speed Challenge. Press a card to open it. Approved Material and Practice Sentences open the set-up screen below, which has a ← Back button to return here. The Studio (you choose French, Italian or Spanish) has a ← Back to Approved Material button.</w:t>
       </w:r>
     </w:p>
     <w:p>
@@ -18613,7 +18613,7 @@
           <w:sz w:val="22"/>
           <w:szCs w:val="22"/>
         </w:rPr>
-        <w:t xml:space="preserve"> (or click anywhere else). With several ticked, the drill, Leisure Mode, tests and the ⚡ AP Speed Challenge all use exactly that selection.</w:t>
+        <w:t xml:space="preserve"> (or click anywhere else). With several ticked, the drill, Leisure Mode, tests and the ⚡ Eton Speed Challenge all use exactly that selection.</w:t>
       </w:r>
     </w:p>
     <w:p>
@@ -19661,15 +19661,15 @@
           <w:sz w:val="22"/>
           <w:szCs w:val="22"/>
         </w:rPr>
-        <w:t xml:space="preserve">AP Structures</w:t>
-      </w:r>
-      <w:r>
-        <w:rPr>
-          <w:rFonts w:ascii="Arial" w:cs="Arial" w:eastAsia="Arial" w:hAnsi="Arial"/>
-          <w:sz w:val="22"/>
-          <w:szCs w:val="22"/>
-        </w:rPr>
-        <w:t xml:space="preserve"> from your AP Structures book that fit the topic and let you say more (for example opinion frames, past-tense story frames or future phrases), then a few frames to reuse from the approved sentences. In a frame, </w:t>
+        <w:t xml:space="preserve">Eton Structures</w:t>
+      </w:r>
+      <w:r>
+        <w:rPr>
+          <w:rFonts w:ascii="Arial" w:cs="Arial" w:eastAsia="Arial" w:hAnsi="Arial"/>
+          <w:sz w:val="22"/>
+          <w:szCs w:val="22"/>
+        </w:rPr>
+        <w:t xml:space="preserve"> from your Eton Structures book that fit the topic and let you say more (for example opinion frames, past-tense story frames or future phrases), then a few frames to reuse from the approved sentences. In a frame, </w:t>
       </w:r>
       <w:r>
         <w:rPr>
@@ -19917,15 +19917,15 @@
           <w:sz w:val="22"/>
           <w:szCs w:val="22"/>
         </w:rPr>
-        <w:t xml:space="preserve">Combine (approved material + AP Structures): </w:t>
-      </w:r>
-      <w:r>
-        <w:rPr>
-          <w:rFonts w:ascii="Arial" w:cs="Arial" w:eastAsia="Arial" w:hAnsi="Arial"/>
-          <w:sz w:val="22"/>
-          <w:szCs w:val="22"/>
-        </w:rPr>
-        <w:t>press the Combine tab on a topic. You get 14 challenges, one for each AP Structure. A coloured label tells you whether it is a Present, Past, Opinion or Future structure. Each challenge pairs a point from the approved answer with that structure, and you say aloud a sentence that gives that information built round the structure. Press Show the approved sentence to hear it and check the information; three example sentences with the structure then play and appear (press Play again to hear them again). Then press Next. After the last challenge comes The whole answer: cover every point in order and use every AP Structure at least once, ticking each structure (grouped as Present, Past, Opinion and Future) as you use it. Nothing is typed or scored. The challenges come in a different order each time you open a topic; press Another go for a fresh order.</w:t>
+        <w:t xml:space="preserve">Combine (approved material + Eton Structures): </w:t>
+      </w:r>
+      <w:r>
+        <w:rPr>
+          <w:rFonts w:ascii="Arial" w:cs="Arial" w:eastAsia="Arial" w:hAnsi="Arial"/>
+          <w:sz w:val="22"/>
+          <w:szCs w:val="22"/>
+        </w:rPr>
+        <w:t>press the Combine tab on a topic. You get 14 challenges, one for each Eton Structure. A coloured label tells you whether it is a Present, Past, Opinion or Future structure. Each challenge pairs a point from the approved answer with that structure, and you say aloud a sentence that gives that information built round the structure. Press Show the approved sentence to hear it and check the information; three example sentences with the structure then play and appear (press Play again to hear them again). Then press Next. After the last challenge comes The whole answer: cover every point in order and use every Eton Structure at least once, ticking each structure (grouped as Present, Past, Opinion and Future) as you use it. Nothing is typed or scored. The challenges come in a different order each time you open a topic; press Another go for a fresh order.</w:t>
       </w:r>
     </w:p>
     <w:p>
@@ -19945,7 +19945,7 @@
           <w:sz w:val="22"/>
           <w:szCs w:val="22"/>
         </w:rPr>
-        <w:t>Spot test and Speed Challenge: on any topic page, under the row of exercise buttons, there are two buttons: AP Spot Test for that topic and Speed Challenge for that topic. They stay there whichever exercise you are on. On the list of topics in a section, each topic card also has its own small Spot test and Speed buttons underneath, so you can test or race on just that topic without opening it. A topic's Speed Challenge opens on Phrases: the key words, short translations and bold bits from that topic, so even a small topic gives plenty of cards. In Choose lists you can switch to Approved sentences for whole sentences.</w:t>
+        <w:t>Spot test and Speed Challenge: on any topic page, under the row of exercise buttons, there are two buttons: Eton Spot Test for that topic and Speed Challenge for that topic. They stay there whichever exercise you are on. On the list of topics in a section, each topic card also has its own small Spot test and Speed buttons underneath, so you can test or race on just that topic without opening it. A topic's Speed Challenge opens on Phrases: the key words, short translations and bold bits from that topic, so even a small topic gives plenty of cards. In Choose lists you can switch to Approved sentences for whole sentences.</w:t>
       </w:r>
     </w:p>
     <w:p>
@@ -20093,15 +20093,15 @@
           <w:sz w:val="22"/>
           <w:szCs w:val="22"/>
         </w:rPr>
-        <w:t xml:space="preserve">AP Structures:</w:t>
-      </w:r>
-      <w:r>
-        <w:rPr>
-          <w:rFonts w:ascii="Arial" w:cs="Arial" w:eastAsia="Arial" w:hAnsi="Arial"/>
-          <w:sz w:val="22"/>
-          <w:szCs w:val="22"/>
-        </w:rPr>
-        <w:t xml:space="preserve"> the AP Structures chosen for each task (the reusable frames that expand an answer, with X, Y, INF and ADJ slots, shown under “Structures AP” in the word lists) are drilled two ways: say the French for the English frame, or say the missing word in the French frame. They are also in Mixed, as tiles in the ⚡ AP Speed Challenge (Phrases), and as a task kind in the ⏱ AP Timed Spot Test.</w:t>
+        <w:t xml:space="preserve">Eton Structures:</w:t>
+      </w:r>
+      <w:r>
+        <w:rPr>
+          <w:rFonts w:ascii="Arial" w:cs="Arial" w:eastAsia="Arial" w:hAnsi="Arial"/>
+          <w:sz w:val="22"/>
+          <w:szCs w:val="22"/>
+        </w:rPr>
+        <w:t xml:space="preserve"> the Eton Structures chosen for each task (the reusable frames that expand an answer, with X, Y, INF and ADJ slots, shown under “Structures Eton” in the word lists) are drilled two ways: say the French for the English frame, or say the missing word in the French frame. They are also in Mixed, as tiles in the ⚡ Eton Speed Challenge (Phrases), and as a task kind in the ⏱ Eton Timed Spot Test.</w:t>
       </w:r>
     </w:p>
     <w:p>
@@ -20185,7 +20185,7 @@
           <w:sz w:val="22"/>
           <w:szCs w:val="22"/>
         </w:rPr>
-        <w:t xml:space="preserve"> you say the answers aloud and check them against the approved wording yourself. Keys: Space or Enter shows the answer; Space, Enter or → moves to the next item. Nothing is sent to AP.</w:t>
+        <w:t xml:space="preserve"> you say the answers aloud and check them against the approved wording yourself. Keys: Space or Enter shows the answer; Space, Enter or → moves to the next item. Nothing is sent to your teacher.</w:t>
       </w:r>
     </w:p>
     <w:p>
@@ -20205,7 +20205,7 @@
           <w:sz w:val="22"/>
           <w:szCs w:val="22"/>
         </w:rPr>
-        <w:t xml:space="preserve">AP Timed Spot Test:</w:t>
+        <w:t xml:space="preserve">Eton Timed Spot Test:</w:t>
       </w:r>
       <w:r>
         <w:rPr>
@@ -20223,15 +20223,15 @@
           <w:sz w:val="22"/>
           <w:szCs w:val="22"/>
         </w:rPr>
-        <w:t xml:space="preserve">⏱ AP Timed Spot Test: this section</w:t>
-      </w:r>
-      <w:r>
-        <w:rPr>
-          <w:rFonts w:ascii="Arial" w:cs="Arial" w:eastAsia="Arial" w:hAnsi="Arial"/>
-          <w:sz w:val="22"/>
-          <w:szCs w:val="22"/>
-        </w:rPr>
-        <w:t xml:space="preserve"> (on a section, or at the end of a drill). Tick the kinds of task you want (Gaps, Spot the error, Rebuild, Short translations, Bold bits, AP Structures), then choose your </w:t>
+        <w:t xml:space="preserve">⏱ Eton Timed Spot Test: this section</w:t>
+      </w:r>
+      <w:r>
+        <w:rPr>
+          <w:rFonts w:ascii="Arial" w:cs="Arial" w:eastAsia="Arial" w:hAnsi="Arial"/>
+          <w:sz w:val="22"/>
+          <w:szCs w:val="22"/>
+        </w:rPr>
+        <w:t xml:space="preserve"> (on a section, or at the end of a drill). Tick the kinds of task you want (Gaps, Spot the error, Rebuild, Short translations, Bold bits, Eton Structures), then choose your </w:t>
       </w:r>
       <w:r>
         <w:rPr>
@@ -20249,7 +20249,7 @@
           <w:sz w:val="22"/>
           <w:szCs w:val="22"/>
         </w:rPr>
-        <w:t xml:space="preserve">; your level is printed in big letters at the top of your PDF, and Mixed is right unless AP has told you otherwise. The items come from the approved sentences of that section and are fitted to about 4½ minutes. Each item carries a tag saying what to do (for example CORRECT THE GRAMMAR ERROR or TRANSLATE THE BOLD WORDS). Write your answers, submit, and AP marks it like every other AP Spot Test. This is the only place in the Studio where you are marked.</w:t>
+        <w:t xml:space="preserve">; your level is printed in big letters at the top of your PDF, and Mixed is right unless your teacher has told you otherwise. The items come from the approved sentences of that section and are fitted to about 4½ minutes. Each item carries a tag saying what to do (for example CORRECT THE GRAMMAR ERROR or TRANSLATE THE BOLD WORDS). Write your answers, submit, and your teacher marks it like every other Eton Spot Test. This is the only place in the Studio where you are marked.</w:t>
       </w:r>
     </w:p>
     <w:p>
@@ -20351,7 +20351,7 @@
           <w:sz w:val="22"/>
           <w:szCs w:val="22"/>
         </w:rPr>
-        <w:t xml:space="preserve"> the same tile game as the vocabulary apps, fed from the Approved Material. Press ⚡ AP Speed Challenge on the main page (or ⚡ Speed inside the Studio). From the main page it opens on what the home screen shows: the direction (English → language or language → English), the sections and the topics you have ticked, as the approved sentences. In Phrases, a short bit is shown inside its whole sentence with the part to translate in bold, so there is always enough context; say just the bold part, and the answer shows it in the whole sentence. Where French, Italian or Spanish uses a different verb from English, a bracket gives the verb to use, for example (doing) cycling for faire du vélo or (weather) it’s hot for il fait chaud. The same brackets appear in the Studio’s short translations and bold bits. Choose the language, then Phrases (the key words and phrases, the short translations and the bold bits) or Sentences (the approved sentences), and the sections you want. The game's own test buttons are hidden here: tests are set from the Studio.</w:t>
+        <w:t xml:space="preserve"> the same tile game as the vocabulary apps, fed from the Approved Material. Press ⚡ Eton Speed Challenge on the main page (or ⚡ Speed inside the Studio). From the main page it opens on what the home screen shows: the direction (English → language or language → English), the sections and the topics you have ticked, as the approved sentences. In Phrases, a short bit is shown inside its whole sentence with the part to translate in bold, so there is always enough context; say just the bold part, and the answer shows it in the whole sentence. Where French, Italian or Spanish uses a different verb from English, a bracket gives the verb to use, for example (doing) cycling for faire du vélo or (weather) it’s hot for il fait chaud. The same brackets appear in the Studio’s short translations and bold bits. Choose the language, then Phrases (the key words and phrases, the short translations and the bold bits) or Sentences (the approved sentences), and the sections you want. The game's own test buttons are hidden here: tests are set from the Studio.</w:t>
       </w:r>
     </w:p>
     <w:p>
@@ -20459,7 +20459,7 @@
           <w:sz w:val="22"/>
           <w:szCs w:val="22"/>
         </w:rPr>
-        <w:t xml:space="preserve">AP Structures</w:t>
+        <w:t xml:space="preserve">Eton Structures</w:t>
       </w:r>
       <w:r>
         <w:rPr>
@@ -20635,7 +20635,7 @@
                 <w:sz w:val="20"/>
                 <w:szCs w:val="20"/>
               </w:rPr>
-              <w:t xml:space="preserve">AP Structures</w:t>
+              <w:t xml:space="preserve">Eton Structures</w:t>
             </w:r>
           </w:p>
         </w:tc>
@@ -20729,7 +20729,7 @@
                 <w:sz w:val="20"/>
                 <w:szCs w:val="20"/>
               </w:rPr>
-              <w:t xml:space="preserve">AP Oral Exam Practice</w:t>
+              <w:t xml:space="preserve">Eton Oral Exam Practice</w:t>
             </w:r>
           </w:p>
         </w:tc>
@@ -20760,7 +20760,7 @@
                 <w:sz w:val="20"/>
                 <w:szCs w:val="20"/>
               </w:rPr>
-              <w:t xml:space="preserve">Cambridge IGCSE speaking cards with AP Structure cycle guidance. French 334 cards, Italian 115, Spanish 150. Button: </w:t>
+              <w:t xml:space="preserve">Cambridge IGCSE speaking cards with Eton Structure cycle guidance. French 334 cards, Italian 115, Spanish 150. Button: </w:t>
             </w:r>
             <w:r>
               <w:rPr>
@@ -20823,7 +20823,7 @@
                 <w:sz w:val="20"/>
                 <w:szCs w:val="20"/>
               </w:rPr>
-              <w:t xml:space="preserve">AP Structures Challenge</w:t>
+              <w:t xml:space="preserve">Eton Structures Challenge</w:t>
             </w:r>
           </w:p>
         </w:tc>
@@ -20897,7 +20897,7 @@
           <w:sz w:val="24"/>
           <w:szCs w:val="24"/>
         </w:rPr>
-        <w:t xml:space="preserve">Part A: AP Structures</w:t>
+        <w:t xml:space="preserve">Part A: Eton Structures</w:t>
       </w:r>
     </w:p>
     <w:p>
@@ -20935,7 +20935,7 @@
           <w:sz w:val="22"/>
           <w:szCs w:val="22"/>
         </w:rPr>
-        <w:t xml:space="preserve">AP Essentials</w:t>
+        <w:t xml:space="preserve">Eton Essentials</w:t>
       </w:r>
       <w:r>
         <w:rPr>
@@ -21521,7 +21521,7 @@
           <w:sz w:val="24"/>
           <w:szCs w:val="24"/>
         </w:rPr>
-        <w:t xml:space="preserve">Part B: AP Oral Exam Practice</w:t>
+        <w:t xml:space="preserve">Part B: Eton Oral Exam Practice</w:t>
       </w:r>
     </w:p>
     <w:p>
@@ -22227,7 +22227,7 @@
                 <w:sz w:val="20"/>
                 <w:szCs w:val="20"/>
               </w:rPr>
-              <w:t xml:space="preserve">📋 AP Structures used</w:t>
+              <w:t xml:space="preserve">📋 Eton Structures used</w:t>
             </w:r>
             <w:r>
               <w:rPr>
@@ -22743,7 +22743,7 @@
                 <w:sz w:val="20"/>
                 <w:szCs w:val="20"/>
               </w:rPr>
-              <w:t xml:space="preserve">🃏 AP Structures Challenge</w:t>
+              <w:t xml:space="preserve">🃏 Eton Structures Challenge</w:t>
             </w:r>
           </w:p>
         </w:tc>
@@ -22800,7 +22800,7 @@
           <w:sz w:val="24"/>
           <w:szCs w:val="24"/>
         </w:rPr>
-        <w:t xml:space="preserve">The AP Structure Cycle</w:t>
+        <w:t xml:space="preserve">The Eton Structure Cycle</w:t>
       </w:r>
     </w:p>
     <w:p>
@@ -23657,7 +23657,7 @@
           <w:sz w:val="24"/>
           <w:szCs w:val="24"/>
         </w:rPr>
-        <w:t xml:space="preserve">The AP Structures Challenge (projector game)</w:t>
+        <w:t xml:space="preserve">The Eton Structures Challenge (projector game)</w:t>
       </w:r>
     </w:p>
     <w:p>
@@ -25051,7 +25051,7 @@
           <w:sz w:val="22"/>
           <w:szCs w:val="22"/>
         </w:rPr>
-        <w:t xml:space="preserve">⚡ AP Speed Challenge</w:t>
+        <w:t xml:space="preserve">⚡ Eton Speed Challenge</w:t>
       </w:r>
       <w:r>
         <w:rPr>
@@ -25882,7 +25882,7 @@
           <w:sz w:val="22"/>
           <w:szCs w:val="22"/>
         </w:rPr>
-        <w:t xml:space="preserve">⏱ AP Spot Test: timed &amp; submitted</w:t>
+        <w:t xml:space="preserve">⏱ Eton Spot Test: timed &amp; submitted</w:t>
       </w:r>
       <w:r>
         <w:rPr>
@@ -26191,7 +26191,7 @@
                 <w:sz w:val="20"/>
                 <w:szCs w:val="20"/>
               </w:rPr>
-              <w:t xml:space="preserve">Check the letters and numbers. Wait a minute if AP has only just added it. Make sure you are online.</w:t>
+              <w:t xml:space="preserve">Check the letters and numbers. Wait a minute if your teacher has only just added it. Make sure you are online.</w:t>
             </w:r>
           </w:p>
         </w:tc>
@@ -26724,7 +26724,7 @@
                 <w:sz w:val="20"/>
                 <w:szCs w:val="20"/>
               </w:rPr>
-              <w:t xml:space="preserve">Do not stop the session to ask. Mark it wrong if in doubt. Ask AP afterwards.</w:t>
+              <w:t xml:space="preserve">Do not stop the session to ask. Mark it wrong if in doubt. Ask your teacher afterwards.</w:t>
             </w:r>
           </w:p>
         </w:tc>
@@ -26745,7 +26745,7 @@
           <w:sz w:val="22"/>
           <w:szCs w:val="22"/>
         </w:rPr>
-        <w:t xml:space="preserve">Questions about this guide or a mistake in an app? Tell AP in class.</w:t>
+        <w:t xml:space="preserve">Questions about this guide or a mistake in an app? Tell your teacher in class.</w:t>
       </w:r>
     </w:p>
     <w:sectPr>
@@ -26813,7 +26813,7 @@
         <w:sz w:val="16"/>
         <w:szCs w:val="16"/>
       </w:rPr>
-      <w:t xml:space="preserve">AP Resources: IGCSE Guide   |   Page </w:t>
+      <w:t xml:space="preserve">Eton Resources: IGCSE Guide   |   Page </w:t>
     </w:r>
     <w:r>
       <w:rPr>

--- a/Word documents/Eton_IGCSE_User_Guide.docx
+++ b/Word documents/Eton_IGCSE_User_Guide.docx
@@ -20504,6 +20504,21 @@
           <w:szCs w:val="22"/>
         </w:rPr>
         <w:t xml:space="preserve"> and offers three boxes.</w:t>
+      </w:r>
+    </w:p>
+    <w:p>
+      <w:pPr>
+        <w:spacing w:after="120" w:line="276"/>
+      </w:pPr>
+      <w:r>
+        <w:rPr>
+          <w:rFonts w:ascii="Arial" w:cs="Arial" w:eastAsia="Arial" w:hAnsi="Arial"/>
+          <w:b w:val="0"/>
+          <w:bCs/>
+          <w:sz w:val="22"/>
+          <w:szCs w:val="22"/>
+        </w:rPr>
+        <w:t>Where a structure can be said in more than one way, the first way is the one to learn and say; the others follow in brackets.</w:t>
       </w:r>
     </w:p>
     <w:tbl>

--- a/Word documents/Eton_IGCSE_User_Guide.docx
+++ b/Word documents/Eton_IGCSE_User_Guide.docx
@@ -91,7 +91,7 @@
           <w:sz w:val="20"/>
           <w:szCs w:val="20"/>
         </w:rPr>
-        <w:t xml:space="preserve">Updated 12 October 2026 to match the latest versions of the apps.</w:t>
+        <w:t>Updated 16 October 2026 to match the latest versions of the apps.</w:t>
       </w:r>
     </w:p>
     <w:p>
@@ -5565,7 +5565,7 @@
           <w:sz w:val="22"/>
           <w:szCs w:val="22"/>
         </w:rPr>
-        <w:t xml:space="preserve">. You cannot change your mind once you start. The clock starts the moment you tap and cannot be paused. Blank answers score 0.</w:t>
+        <w:t>. You cannot change your mind once you start. The clock starts the moment you tap and cannot be paused. If the clock at the top of the screen distracts you, tap it to make it smaller (tap again to make it bigger); it stays on screen. Blank answers score 0.</w:t>
       </w:r>
     </w:p>
     <w:p>

--- a/Word documents/Eton_IGCSE_User_Guide.docx
+++ b/Word documents/Eton_IGCSE_User_Guide.docx
@@ -499,7 +499,7 @@
                   <w:szCs w:val="20"/>
                   <w:u w:val="single"/>
                 </w:rPr>
-                <w:t xml:space="preserve">Eton Tests (set tests)</w:t>
+                <w:t xml:space="preserve">AP Tests (set tests)</w:t>
               </w:r>
             </w:hyperlink>
           </w:p>
@@ -1912,7 +1912,7 @@
           <w:sz w:val="22"/>
           <w:szCs w:val="22"/>
         </w:rPr>
-        <w:t xml:space="preserve">The Eton Tests page and the set tests need an internet connection. Pages that only drill are happy once they have loaded.</w:t>
+        <w:t xml:space="preserve">The AP Tests page and the set tests need an internet connection. Pages that only drill are happy once they have loaded.</w:t>
       </w:r>
     </w:p>
     <w:p>
@@ -8021,7 +8021,7 @@
           <w:sz w:val="22"/>
           <w:szCs w:val="22"/>
         </w:rPr>
-        <w:t xml:space="preserve"> button at the foot of the Eton Tests page.</w:t>
+        <w:t xml:space="preserve"> button at the foot of the AP Tests page.</w:t>
       </w:r>
     </w:p>
     <w:p>
@@ -8042,7 +8042,7 @@
           <w:sz w:val="36"/>
           <w:szCs w:val="36"/>
         </w:rPr>
-        <w:t xml:space="preserve">Part 2. Tests set by your teacher (Eton Tests)</w:t>
+        <w:t xml:space="preserve">Part 2. Tests set by your teacher (AP Tests)</w:t>
       </w:r>
     </w:p>
     <w:p>
@@ -8061,7 +8061,7 @@
             <w:szCs w:val="24"/>
             <w:u w:val="single"/>
           </w:rPr>
-          <w:t xml:space="preserve">▶ Open Eton Tests</w:t>
+          <w:t xml:space="preserve">▶ Open AP Tests</w:t>
         </w:r>
       </w:hyperlink>
       <w:r>
@@ -8222,7 +8222,7 @@
           <w:sz w:val="22"/>
           <w:szCs w:val="22"/>
         </w:rPr>
-        <w:t xml:space="preserve">Eton Tests</w:t>
+        <w:t xml:space="preserve">AP Tests</w:t>
       </w:r>
       <w:r>
         <w:rPr>
@@ -10038,7 +10038,7 @@
                 <w:sz w:val="20"/>
                 <w:szCs w:val="20"/>
               </w:rPr>
-              <w:t xml:space="preserve">Master the Eton Structures and practise for the oral</w:t>
+              <w:t xml:space="preserve">Master the Top Structures and practise for the oral</w:t>
             </w:r>
           </w:p>
         </w:tc>
@@ -10805,7 +10805,7 @@
           <w:sz w:val="22"/>
           <w:szCs w:val="22"/>
         </w:rPr>
-        <w:t xml:space="preserve">🧩 Eton Structures:</w:t>
+        <w:t>🧩 Top Structures:</w:t>
       </w:r>
       <w:r>
         <w:rPr>
@@ -10844,7 +10844,7 @@
           <w:sz w:val="22"/>
           <w:szCs w:val="22"/>
         </w:rPr>
-        <w:t xml:space="preserve">Use Specialist and Eton Structures when Eton tells you to.</w:t>
+        <w:t>Use Specialist and Top Structures when Eton tells you to.</w:t>
       </w:r>
     </w:p>
     <w:p>
@@ -17026,7 +17026,7 @@
                 <w:sz w:val="20"/>
                 <w:szCs w:val="20"/>
               </w:rPr>
-              <w:t xml:space="preserve">IGCSE Italian grammar from scratch, C Block, with the Eton Structures built in</w:t>
+              <w:t xml:space="preserve">IGCSE Italian grammar from scratch, C Block, with the Top Structures built in</w:t>
             </w:r>
           </w:p>
         </w:tc>
@@ -17151,7 +17151,7 @@
                 <w:sz w:val="20"/>
                 <w:szCs w:val="20"/>
               </w:rPr>
-              <w:t xml:space="preserve">IGCSE Spanish grammar, F to D Block, with the Eton Structures built in</w:t>
+              <w:t xml:space="preserve">IGCSE Spanish grammar, F to D Block, with the Top Structures built in</w:t>
             </w:r>
           </w:p>
         </w:tc>
@@ -19661,15 +19661,15 @@
           <w:sz w:val="22"/>
           <w:szCs w:val="22"/>
         </w:rPr>
-        <w:t xml:space="preserve">Eton Structures</w:t>
-      </w:r>
-      <w:r>
-        <w:rPr>
-          <w:rFonts w:ascii="Arial" w:cs="Arial" w:eastAsia="Arial" w:hAnsi="Arial"/>
-          <w:sz w:val="22"/>
-          <w:szCs w:val="22"/>
-        </w:rPr>
-        <w:t xml:space="preserve"> from your Eton Structures book that fit the topic and let you say more (for example opinion frames, past-tense story frames or future phrases), then a few frames to reuse from the approved sentences. In a frame, </w:t>
+        <w:t>Top Structures</w:t>
+      </w:r>
+      <w:r>
+        <w:rPr>
+          <w:rFonts w:ascii="Arial" w:cs="Arial" w:eastAsia="Arial" w:hAnsi="Arial"/>
+          <w:sz w:val="22"/>
+          <w:szCs w:val="22"/>
+        </w:rPr>
+        <w:t xml:space="preserve"> from your Top Structures book that fit the topic and let you say more (for example opinion frames, past-tense story frames or future phrases), then a few frames to reuse from the approved sentences. In a frame, </w:t>
       </w:r>
       <w:r>
         <w:rPr>
@@ -19917,15 +19917,15 @@
           <w:sz w:val="22"/>
           <w:szCs w:val="22"/>
         </w:rPr>
-        <w:t xml:space="preserve">Combine (approved material + Eton Structures): </w:t>
-      </w:r>
-      <w:r>
-        <w:rPr>
-          <w:rFonts w:ascii="Arial" w:cs="Arial" w:eastAsia="Arial" w:hAnsi="Arial"/>
-          <w:sz w:val="22"/>
-          <w:szCs w:val="22"/>
-        </w:rPr>
-        <w:t>press the Combine tab on a topic. You get 14 challenges, one for each Eton Structure. A coloured label tells you whether it is a Present, Past, Opinion or Future structure. Each challenge pairs a point from the approved answer with that structure, and you say aloud a sentence that gives that information built round the structure. Press Show the approved sentence to hear it and check the information; three example sentences with the structure then play and appear (press Play again to hear them again). Then press Next. After the last challenge comes The whole answer: cover every point in order and use every Eton Structure at least once, ticking each structure (grouped as Present, Past, Opinion and Future) as you use it. Nothing is typed or scored. The challenges come in a different order each time you open a topic; press Another go for a fresh order.</w:t>
+        <w:t xml:space="preserve">Combine (approved material + Top Structures): </w:t>
+      </w:r>
+      <w:r>
+        <w:rPr>
+          <w:rFonts w:ascii="Arial" w:cs="Arial" w:eastAsia="Arial" w:hAnsi="Arial"/>
+          <w:sz w:val="22"/>
+          <w:szCs w:val="22"/>
+        </w:rPr>
+        <w:t>press the Combine tab on a topic. You get 14 challenges, one for each Top Structure. A coloured label tells you whether it is a Present, Past, Opinion or Future structure. Each challenge pairs a point from the approved answer with that structure, and you say aloud a sentence that gives that information built round the structure. Press Show the approved sentence to hear it and check the information; three example sentences with the structure then play and appear (press Play again to hear them again). Then press Next. After the last challenge comes The whole answer: cover every point in order and use every Top Structure at least once, ticking each structure (grouped as Present, Past, Opinion and Future) as you use it. Nothing is typed or scored. The challenges come in a different order each time you open a topic; press Another go for a fresh order.</w:t>
       </w:r>
     </w:p>
     <w:p>
@@ -20093,15 +20093,15 @@
           <w:sz w:val="22"/>
           <w:szCs w:val="22"/>
         </w:rPr>
-        <w:t xml:space="preserve">Eton Structures:</w:t>
-      </w:r>
-      <w:r>
-        <w:rPr>
-          <w:rFonts w:ascii="Arial" w:cs="Arial" w:eastAsia="Arial" w:hAnsi="Arial"/>
-          <w:sz w:val="22"/>
-          <w:szCs w:val="22"/>
-        </w:rPr>
-        <w:t xml:space="preserve"> the Eton Structures chosen for each task (the reusable frames that expand an answer, with X, Y, INF and ADJ slots, shown under “Structures Eton” in the word lists) are drilled two ways: say the French for the English frame, or say the missing word in the French frame. They are also in Mixed, as tiles in the ⚡ Eton Speed Challenge (Phrases), and as a task kind in the ⏱ Eton Timed Spot Test.</w:t>
+        <w:t>Top Structures:</w:t>
+      </w:r>
+      <w:r>
+        <w:rPr>
+          <w:rFonts w:ascii="Arial" w:cs="Arial" w:eastAsia="Arial" w:hAnsi="Arial"/>
+          <w:sz w:val="22"/>
+          <w:szCs w:val="22"/>
+        </w:rPr>
+        <w:t xml:space="preserve"> the Top Structures chosen for each task (the reusable frames that expand an answer, with X, Y, INF and ADJ slots, shown under “Structures Eton” in the word lists) are drilled two ways: say the French for the English frame, or say the missing word in the French frame. They are also in Mixed, as tiles in the ⚡ Eton Speed Challenge (Phrases), and as a task kind in the ⏱ Eton Timed Spot Test.</w:t>
       </w:r>
     </w:p>
     <w:p>
@@ -20231,7 +20231,7 @@
           <w:sz w:val="22"/>
           <w:szCs w:val="22"/>
         </w:rPr>
-        <w:t xml:space="preserve"> (on a section, or at the end of a drill). Tick the kinds of task you want (Gaps, Spot the error, Rebuild, Short translations, Bold bits, Eton Structures), then choose your </w:t>
+        <w:t xml:space="preserve"> (on a section, or at the end of a drill). Tick the kinds of task you want (Gaps, Spot the error, Rebuild, Short translations, Bold bits, Top Structures), then choose your </w:t>
       </w:r>
       <w:r>
         <w:rPr>
@@ -20459,7 +20459,7 @@
           <w:sz w:val="22"/>
           <w:szCs w:val="22"/>
         </w:rPr>
-        <w:t xml:space="preserve">Eton Structures</w:t>
+        <w:t>Top Structures</w:t>
       </w:r>
       <w:r>
         <w:rPr>
@@ -20650,7 +20650,7 @@
                 <w:sz w:val="20"/>
                 <w:szCs w:val="20"/>
               </w:rPr>
-              <w:t xml:space="preserve">Eton Structures</w:t>
+              <w:t xml:space="preserve">Top Structures</w:t>
             </w:r>
           </w:p>
         </w:tc>
@@ -20775,7 +20775,7 @@
                 <w:sz w:val="20"/>
                 <w:szCs w:val="20"/>
               </w:rPr>
-              <w:t xml:space="preserve">Cambridge IGCSE speaking cards with Eton Structure cycle guidance. French 334 cards, Italian 115, Spanish 150. Button: </w:t>
+              <w:t xml:space="preserve">Cambridge IGCSE speaking cards with Top Structure cycle guidance. French 334 cards, Italian 115, Spanish 150. Button: </w:t>
             </w:r>
             <w:r>
               <w:rPr>
@@ -20838,7 +20838,7 @@
                 <w:sz w:val="20"/>
                 <w:szCs w:val="20"/>
               </w:rPr>
-              <w:t xml:space="preserve">Eton Structures Challenge</w:t>
+              <w:t xml:space="preserve">Top Structures Challenge</w:t>
             </w:r>
           </w:p>
         </w:tc>
@@ -20912,7 +20912,7 @@
           <w:sz w:val="24"/>
           <w:szCs w:val="24"/>
         </w:rPr>
-        <w:t xml:space="preserve">Part A: Eton Structures</w:t>
+        <w:t>Part A: Top Structures</w:t>
       </w:r>
     </w:p>
     <w:p>
@@ -22242,7 +22242,7 @@
                 <w:sz w:val="20"/>
                 <w:szCs w:val="20"/>
               </w:rPr>
-              <w:t xml:space="preserve">📋 Eton Structures used</w:t>
+              <w:t xml:space="preserve">📋 Top Structures used</w:t>
             </w:r>
             <w:r>
               <w:rPr>
@@ -22758,7 +22758,7 @@
                 <w:sz w:val="20"/>
                 <w:szCs w:val="20"/>
               </w:rPr>
-              <w:t xml:space="preserve">🃏 Eton Structures Challenge</w:t>
+              <w:t xml:space="preserve">🃏 Top Structures Challenge</w:t>
             </w:r>
           </w:p>
         </w:tc>
@@ -22815,7 +22815,7 @@
           <w:sz w:val="24"/>
           <w:szCs w:val="24"/>
         </w:rPr>
-        <w:t xml:space="preserve">The Eton Structure Cycle</w:t>
+        <w:t>The Top Structure Cycle</w:t>
       </w:r>
     </w:p>
     <w:p>
@@ -23672,7 +23672,7 @@
           <w:sz w:val="24"/>
           <w:szCs w:val="24"/>
         </w:rPr>
-        <w:t xml:space="preserve">The Eton Structures Challenge (projector game)</w:t>
+        <w:t>The Top Structures Challenge (projector game)</w:t>
       </w:r>
     </w:p>
     <w:p>
@@ -26765,6 +26765,9 @@
     </w:p>
     <w:sectPr>
       <w:footerReference w:type="default" r:id="rId7"/>
+      <w:headerReference w:type="default" r:id="rId8"/>
+      <w:headerReference w:type="first" r:id="rId9"/>
+      <w:footerReference w:type="first" r:id="rId10"/>
       <w:pgSz w:w="11906" w:h="16838" w:orient="portrait"/>
       <w:pgMar w:top="1134" w:right="1134" w:bottom="1134" w:left="1134" w:header="708" w:footer="708" w:gutter="0"/>
       <w:pgNumType/>
@@ -26846,6 +26849,16 @@
 </w:ftr>
 </file>
 
+<file path=word/footer2.xml><?xml version="1.0" encoding="utf-8"?>
+<w:ftr xmlns:m="http://schemas.openxmlformats.org/officeDocument/2006/math" xmlns:mc="http://schemas.openxmlformats.org/markup-compatibility/2006" xmlns:mo="http://schemas.microsoft.com/office/mac/office/2008/main" xmlns:mv="urn:schemas-microsoft-com:mac:vml" xmlns:o="urn:schemas-microsoft-com:office:office" xmlns:r="http://schemas.openxmlformats.org/officeDocument/2006/relationships" xmlns:v="urn:schemas-microsoft-com:vml" xmlns:w10="urn:schemas-microsoft-com:office:word" xmlns:w14="http://schemas.microsoft.com/office/word/2010/wordml" xmlns:w="http://schemas.openxmlformats.org/wordprocessingml/2006/main" xmlns:wne="http://schemas.microsoft.com/office/word/2006/wordml" xmlns:wp14="http://schemas.microsoft.com/office/word/2010/wordprocessingDrawing" xmlns:wp="http://schemas.openxmlformats.org/drawingml/2006/wordprocessingDrawing" xmlns:wpc="http://schemas.microsoft.com/office/word/2010/wordprocessingCanvas" xmlns:wpg="http://schemas.microsoft.com/office/word/2010/wordprocessingGroup" xmlns:wpi="http://schemas.microsoft.com/office/word/2010/wordprocessingInk" xmlns:wps="http://schemas.microsoft.com/office/word/2010/wordprocessingShape" mc:Ignorable="w14 wp14">
+  <w:p>
+    <w:pPr>
+      <w:pStyle w:val="Footer"/>
+    </w:pPr>
+  </w:p>
+</w:ftr>
+</file>
+
 <file path=word/footnotes.xml><?xml version="1.0" encoding="utf-8"?>
 <w:footnotes xmlns:wpc="http://schemas.microsoft.com/office/word/2010/wordprocessingCanvas" xmlns:mc="http://schemas.openxmlformats.org/markup-compatibility/2006" xmlns:o="urn:schemas-microsoft-com:office:office" xmlns:r="http://schemas.openxmlformats.org/officeDocument/2006/relationships" xmlns:m="http://schemas.openxmlformats.org/officeDocument/2006/math" xmlns:v="urn:schemas-microsoft-com:vml" xmlns:wp14="http://schemas.microsoft.com/office/word/2010/wordprocessingDrawing" xmlns:wp="http://schemas.openxmlformats.org/drawingml/2006/wordprocessingDrawing" xmlns:w10="urn:schemas-microsoft-com:office:word" xmlns:w="http://schemas.openxmlformats.org/wordprocessingml/2006/main" xmlns:w14="http://schemas.microsoft.com/office/word/2010/wordml" xmlns:w15="http://schemas.microsoft.com/office/word/2012/wordml" xmlns:wpg="http://schemas.microsoft.com/office/word/2010/wordprocessingGroup" xmlns:wpi="http://schemas.microsoft.com/office/word/2010/wordprocessingInk" xmlns:wne="http://schemas.microsoft.com/office/word/2006/wordml" xmlns:wps="http://schemas.microsoft.com/office/word/2010/wordprocessingShape" mc:Ignorable="w14 w15 wp14">
   <w:footnote w:type="separator" w:id="-1">
@@ -26881,6 +26894,26 @@
     </w:p>
   </w:footnote>
 </w:footnotes>
+</file>
+
+<file path=word/header1.xml><?xml version="1.0" encoding="utf-8"?>
+<w:hdr xmlns:m="http://schemas.openxmlformats.org/officeDocument/2006/math" xmlns:mc="http://schemas.openxmlformats.org/markup-compatibility/2006" xmlns:mo="http://schemas.microsoft.com/office/mac/office/2008/main" xmlns:mv="urn:schemas-microsoft-com:mac:vml" xmlns:o="urn:schemas-microsoft-com:office:office" xmlns:r="http://schemas.openxmlformats.org/officeDocument/2006/relationships" xmlns:v="urn:schemas-microsoft-com:vml" xmlns:w10="urn:schemas-microsoft-com:office:word" xmlns:w14="http://schemas.microsoft.com/office/word/2010/wordml" xmlns:w="http://schemas.openxmlformats.org/wordprocessingml/2006/main" xmlns:wne="http://schemas.microsoft.com/office/word/2006/wordml" xmlns:wp14="http://schemas.microsoft.com/office/word/2010/wordprocessingDrawing" xmlns:wp="http://schemas.openxmlformats.org/drawingml/2006/wordprocessingDrawing" xmlns:wpc="http://schemas.microsoft.com/office/word/2010/wordprocessingCanvas" xmlns:wpg="http://schemas.microsoft.com/office/word/2010/wordprocessingGroup" xmlns:wpi="http://schemas.microsoft.com/office/word/2010/wordprocessingInk" xmlns:wps="http://schemas.microsoft.com/office/word/2010/wordprocessingShape" mc:Ignorable="w14 wp14">
+  <w:p>
+    <w:pPr>
+      <w:pStyle w:val="Header"/>
+    </w:pPr>
+  </w:p>
+</w:hdr>
+</file>
+
+<file path=word/header2.xml><?xml version="1.0" encoding="utf-8"?>
+<w:hdr xmlns:m="http://schemas.openxmlformats.org/officeDocument/2006/math" xmlns:mc="http://schemas.openxmlformats.org/markup-compatibility/2006" xmlns:mo="http://schemas.microsoft.com/office/mac/office/2008/main" xmlns:mv="urn:schemas-microsoft-com:mac:vml" xmlns:o="urn:schemas-microsoft-com:office:office" xmlns:r="http://schemas.openxmlformats.org/officeDocument/2006/relationships" xmlns:v="urn:schemas-microsoft-com:vml" xmlns:w10="urn:schemas-microsoft-com:office:word" xmlns:w14="http://schemas.microsoft.com/office/word/2010/wordml" xmlns:w="http://schemas.openxmlformats.org/wordprocessingml/2006/main" xmlns:wne="http://schemas.microsoft.com/office/word/2006/wordml" xmlns:wp14="http://schemas.microsoft.com/office/word/2010/wordprocessingDrawing" xmlns:wp="http://schemas.openxmlformats.org/drawingml/2006/wordprocessingDrawing" xmlns:wpc="http://schemas.microsoft.com/office/word/2010/wordprocessingCanvas" xmlns:wpg="http://schemas.microsoft.com/office/word/2010/wordprocessingGroup" xmlns:wpi="http://schemas.microsoft.com/office/word/2010/wordprocessingInk" xmlns:wps="http://schemas.microsoft.com/office/word/2010/wordprocessingShape" mc:Ignorable="w14 wp14">
+  <w:p>
+    <w:pPr>
+      <w:pStyle w:val="Header"/>
+    </w:pPr>
+  </w:p>
+</w:hdr>
 </file>
 
 <file path=word/numbering.xml><?xml version="1.0" encoding="utf-8"?>

--- a/Word documents/Eton_IGCSE_User_Guide.docx
+++ b/Word documents/Eton_IGCSE_User_Guide.docx
@@ -5709,7 +5709,7 @@
           <w:sz w:val="22"/>
           <w:szCs w:val="22"/>
         </w:rPr>
-        <w:t xml:space="preserve"> (tick it if perfect, or underline the errors). You cannot choose a mark until there is red on the answer.</w:t>
+        <w:t xml:space="preserve"> (tick it if perfect, or underline the errors). You cannot choose a mark until there is red on the answer. Once you have used red pen, the app reminds you in red to tap a mark. If those red reminders are too much, press 🔕 Turn off the red “tap your mark” alerts (it appears the first time, or in the marking box); press 🔔 Turn the red alerts back on to bring them back. Your choice is remembered on that iPad. Without the alerts, an unmarked answer still scores 0.</w:t>
       </w:r>
     </w:p>
     <w:p>

--- a/Word documents/Eton_IGCSE_User_Guide.docx
+++ b/Word documents/Eton_IGCSE_User_Guide.docx
@@ -6161,6 +6161,24 @@
           <w:szCs w:val="22"/>
         </w:rPr>
         <w:t xml:space="preserve"> option.</w:t>
+      </w:r>
+    </w:p>
+    <w:p>
+      <w:pPr>
+        <w:pStyle w:val="ListParagraph"/>
+        <w:numPr>
+          <w:ilvl w:val="0"/>
+          <w:numId w:val="2"/>
+        </w:numPr>
+        <w:spacing w:after="60" w:line="276"/>
+      </w:pPr>
+      <w:r>
+        <w:rPr>
+          <w:rFonts w:ascii="Arial" w:cs="Arial" w:eastAsia="Arial" w:hAnsi="Arial"/>
+          <w:sz w:val="22"/>
+          <w:szCs w:val="22"/>
+        </w:rPr>
+        <w:t xml:space="preserve">When you have finished, marked and saved your PDF, you can press 🔄 Take a fresh test at the bottom of the page for new questions with the same settings. The test you have just done is cleared, so save its PDF first. Teacher-set tests do not have this button.</w:t>
       </w:r>
     </w:p>
     <w:p>

--- a/Word documents/Eton_IGCSE_User_Guide.docx
+++ b/Word documents/Eton_IGCSE_User_Guide.docx
@@ -16448,7 +16448,7 @@
           <w:sz w:val="22"/>
           <w:szCs w:val="22"/>
         </w:rPr>
-        <w:t xml:space="preserve"> chips (Easy, Medium, Hard), Cards per session and Timer.</w:t>
+        <w:t xml:space="preserve"> chips (Easy, Medium, Hard), Importance chips (Essential, Important, Recognition), Cards per session and Timer.</w:t>
       </w:r>
     </w:p>
     <w:p>
@@ -16476,7 +16476,7 @@
           <w:sz w:val="22"/>
           <w:szCs w:val="22"/>
         </w:rPr>
-        <w:t xml:space="preserve"> lets you tick any lists and mix them. It has a language picker, Level tick boxes, and ready-made sets </w:t>
+        <w:t xml:space="preserve"> lets you tick any lists and mix them. It has a language picker, Level and Importance buttons, and ready-made sets </w:t>
       </w:r>
       <w:r>
         <w:rPr>
@@ -16549,6 +16549,162 @@
           <w:szCs w:val="22"/>
         </w:rPr>
         <w:t xml:space="preserve">.</w:t>
+      </w:r>
+    </w:p>
+    <w:p>
+      <w:pPr>
+        <w:pStyle w:val="ListParagraph"/>
+        <w:numPr>
+          <w:ilvl w:val="0"/>
+          <w:numId w:val="2"/>
+        </w:numPr>
+        <w:spacing w:after="60" w:line="276"/>
+      </w:pPr>
+      <w:r>
+        <w:rPr>
+          <w:b/>
+        </w:rPr>
+        <w:t>Importance</w:t>
+      </w:r>
+      <w:r>
+        <w:t xml:space="preserve"> (on the home screen, in </w:t>
+      </w:r>
+      <w:r>
+        <w:rPr>
+          <w:b/>
+        </w:rPr>
+        <w:t>📚 Choose lists</w:t>
+      </w:r>
+      <w:r>
+        <w:t xml:space="preserve"> and in </w:t>
+      </w:r>
+      <w:r>
+        <w:rPr>
+          <w:b/>
+        </w:rPr>
+        <w:t>📖 View</w:t>
+      </w:r>
+      <w:r>
+        <w:t xml:space="preserve">): this tells you which words matter most to say or write in the IGCSE. </w:t>
+      </w:r>
+      <w:r>
+        <w:rPr>
+          <w:b/>
+        </w:rPr>
+        <w:t>Essential</w:t>
+      </w:r>
+      <w:r>
+        <w:t xml:space="preserve"> is the words to learn and be able to produce (about 20 in each list of about 90). </w:t>
+      </w:r>
+      <w:r>
+        <w:rPr>
+          <w:b/>
+        </w:rPr>
+        <w:t>Important</w:t>
+      </w:r>
+      <w:r>
+        <w:t xml:space="preserve"> is the next 25. </w:t>
+      </w:r>
+      <w:r>
+        <w:rPr>
+          <w:b/>
+        </w:rPr>
+        <w:t>Recognition</w:t>
+      </w:r>
+      <w:r>
+        <w:t xml:space="preserve"> is the rest: you need to understand them when you read or hear them. Choose Essential, Important, Essential + Important, Recognition or All words, and the drill, tests, Speed Challenge, View and Print all use just those words. It is separate from Level (Easy, Medium, Hard), which is about how hard a word is to remember; Importance is only about how useful it is to produce. The core lists (IGCSE Nouns, Verbs, Adjectives, Prep/Conj/Adv) are not graded and always stay in. The choice is forgotten when you close the page.</w:t>
+      </w:r>
+    </w:p>
+    <w:p>
+      <w:pPr>
+        <w:pStyle w:val="ListParagraph"/>
+        <w:numPr>
+          <w:ilvl w:val="0"/>
+          <w:numId w:val="2"/>
+        </w:numPr>
+        <w:spacing w:after="60" w:line="276"/>
+      </w:pPr>
+      <w:r>
+        <w:rPr>
+          <w:b/>
+        </w:rPr>
+        <w:t>Recognition is target language → English.</w:t>
+      </w:r>
+      <w:r>
+        <w:t xml:space="preserve"> When you choose Recognition the direction is set that way and ⇄ Swap will not turn it round. The button </w:t>
+      </w:r>
+      <w:r>
+        <w:rPr>
+          <w:b/>
+        </w:rPr>
+        <w:t>🔒 Target language → English only</w:t>
+      </w:r>
+      <w:r>
+        <w:t xml:space="preserve"> turns that lock off (it then says </w:t>
+      </w:r>
+      <w:r>
+        <w:rPr>
+          <w:b/>
+        </w:rPr>
+        <w:t>🔓 Either direction</w:t>
+      </w:r>
+      <w:r>
+        <w:t>); press it again to lock. The Speed Challenge keeps its own direction buttons.</w:t>
+      </w:r>
+    </w:p>
+    <w:p>
+      <w:pPr>
+        <w:pStyle w:val="ListParagraph"/>
+        <w:numPr>
+          <w:ilvl w:val="0"/>
+          <w:numId w:val="2"/>
+        </w:numPr>
+        <w:spacing w:after="60" w:line="276"/>
+      </w:pPr>
+      <w:r>
+        <w:rPr>
+          <w:b/>
+        </w:rPr>
+        <w:t>View and Print:</w:t>
+      </w:r>
+      <w:r>
+        <w:t xml:space="preserve"> every word has an </w:t>
+      </w:r>
+      <w:r>
+        <w:rPr>
+          <w:b/>
+        </w:rPr>
+        <w:t>E</w:t>
+      </w:r>
+      <w:r>
+        <w:t xml:space="preserve">, </w:t>
+      </w:r>
+      <w:r>
+        <w:rPr>
+          <w:b/>
+        </w:rPr>
+        <w:t>I</w:t>
+      </w:r>
+      <w:r>
+        <w:t xml:space="preserve"> or </w:t>
+      </w:r>
+      <w:r>
+        <w:rPr>
+          <w:b/>
+        </w:rPr>
+        <w:t>R</w:t>
+      </w:r>
+      <w:r>
+        <w:t xml:space="preserve"> badge. </w:t>
+      </w:r>
+      <w:r>
+        <w:rPr>
+          <w:b/>
+        </w:rPr>
+        <w:t>Group by</w:t>
+      </w:r>
+      <w:r>
+        <w:t xml:space="preserve"> List keeps one block per list (so you can print one week); Tier puts all the chosen words in Essential, Important and Recognition blocks, ready to print as one sheet.</w:t>
       </w:r>
     </w:p>
     <w:p>

--- a/Word documents/Eton_IGCSE_User_Guide.docx
+++ b/Word documents/Eton_IGCSE_User_Guide.docx
@@ -10867,6 +10867,121 @@
     </w:p>
     <w:p>
       <w:pPr>
+        <w:spacing w:after="120" w:line="276"/>
+      </w:pPr>
+      <w:r>
+        <w:rPr>
+          <w:b/>
+        </w:rPr>
+        <w:t>How important is each verb?</w:t>
+      </w:r>
+      <w:r>
+        <w:rPr/>
+        <w:t xml:space="preserve"> Under Verb set there is an </w:t>
+      </w:r>
+      <w:r>
+        <w:rPr>
+          <w:b/>
+        </w:rPr>
+        <w:t>Importance</w:t>
+      </w:r>
+      <w:r>
+        <w:rPr/>
+        <w:t xml:space="preserve"> row: </w:t>
+      </w:r>
+      <w:r>
+        <w:rPr>
+          <w:b/>
+        </w:rPr>
+        <w:t>Essential</w:t>
+      </w:r>
+      <w:r>
+        <w:rPr/>
+        <w:t xml:space="preserve">, </w:t>
+      </w:r>
+      <w:r>
+        <w:rPr>
+          <w:b/>
+        </w:rPr>
+        <w:t>Important</w:t>
+      </w:r>
+      <w:r>
+        <w:rPr/>
+        <w:t xml:space="preserve">, </w:t>
+      </w:r>
+      <w:r>
+        <w:rPr>
+          <w:b/>
+        </w:rPr>
+        <w:t>Essential + Important</w:t>
+      </w:r>
+      <w:r>
+        <w:rPr/>
+        <w:t xml:space="preserve">, </w:t>
+      </w:r>
+      <w:r>
+        <w:rPr>
+          <w:b/>
+        </w:rPr>
+        <w:t>Useful</w:t>
+      </w:r>
+      <w:r>
+        <w:rPr/>
+        <w:t xml:space="preserve"> and </w:t>
+      </w:r>
+      <w:r>
+        <w:rPr>
+          <w:b/>
+        </w:rPr>
+        <w:t>All verbs</w:t>
+      </w:r>
+      <w:r>
+        <w:rPr/>
+        <w:t xml:space="preserve">. It works on the 📚 Quizlet verbs. </w:t>
+      </w:r>
+      <w:r>
+        <w:rPr>
+          <w:b/>
+        </w:rPr>
+        <w:t>Essential</w:t>
+      </w:r>
+      <w:r>
+        <w:rPr/>
+        <w:t xml:space="preserve"> (40) is the verbs to learn and be able to use yourself, such as être, avoir, aller, faire, pouvoir and vouloir. </w:t>
+      </w:r>
+      <w:r>
+        <w:rPr>
+          <w:b/>
+        </w:rPr>
+        <w:t>Important</w:t>
+      </w:r>
+      <w:r>
+        <w:rPr/>
+        <w:t xml:space="preserve"> (30) is the next most useful. </w:t>
+      </w:r>
+      <w:r>
+        <w:rPr>
+          <w:b/>
+        </w:rPr>
+        <w:t>Useful</w:t>
+      </w:r>
+      <w:r>
+        <w:rPr/>
+        <w:t xml:space="preserve"> (30) is worth knowing but the least likely to be needed. It is about how likely you are to need the verb when you speak or write, not how hard it is (that is Level: Easy, Medium, Hard). The same choice is used in the drill, Generate Test (Conjugation and Sentences tabs and the compound tenses test), the Speed Challenge and 📖 View &amp; Print, where each verb has an E, I or U badge and </w:t>
+      </w:r>
+      <w:r>
+        <w:rPr>
+          <w:b/>
+        </w:rPr>
+        <w:t>Group by: Tier</w:t>
+      </w:r>
+      <w:r>
+        <w:rPr/>
+        <w:t xml:space="preserve"> lists them in three groups. Specialist and Top Structures verbs are not graded and always stay in. The choice is forgotten when you close the page.</w:t>
+      </w:r>
+    </w:p>
+    <w:p>
+      <w:pPr>
         <w:pStyle w:val="Heading3"/>
         <w:keepNext/>
         <w:spacing w:after="80" w:before="220"/>
@@ -13764,6 +13879,76 @@
           <w:szCs w:val="22"/>
         </w:rPr>
         <w:t xml:space="preserve">.</w:t>
+      </w:r>
+    </w:p>
+    <w:p>
+      <w:pPr>
+        <w:pStyle w:val="ListParagraph"/>
+        <w:numPr>
+          <w:ilvl w:val="0"/>
+          <w:numId w:val="2"/>
+        </w:numPr>
+        <w:spacing w:after="60" w:line="276"/>
+      </w:pPr>
+      <w:r>
+        <w:rPr>
+          <w:b/>
+        </w:rPr>
+        <w:t>Importance:</w:t>
+      </w:r>
+      <w:r>
+        <w:rPr/>
+        <w:t xml:space="preserve"> under Verb set there is an </w:t>
+      </w:r>
+      <w:r>
+        <w:rPr>
+          <w:b/>
+        </w:rPr>
+        <w:t>Importance</w:t>
+      </w:r>
+      <w:r>
+        <w:rPr/>
+        <w:t xml:space="preserve"> row (Essential, Important, Essential + Important, Useful, All verbs) that works on the 📚 IGCSE verbs, as for French (section 3.1). </w:t>
+      </w:r>
+      <w:r>
+        <w:rPr>
+          <w:b/>
+        </w:rPr>
+        <w:t>Essential</w:t>
+      </w:r>
+      <w:r>
+        <w:rPr/>
+        <w:t xml:space="preserve"> (46) is the verbs to learn and be able to use yourself, such as essere, avere, fare, andare, potere and volere. </w:t>
+      </w:r>
+      <w:r>
+        <w:rPr>
+          <w:b/>
+        </w:rPr>
+        <w:t>Important</w:t>
+      </w:r>
+      <w:r>
+        <w:rPr/>
+        <w:t xml:space="preserve"> (35) is the next most useful and </w:t>
+      </w:r>
+      <w:r>
+        <w:rPr>
+          <w:b/>
+        </w:rPr>
+        <w:t>Useful</w:t>
+      </w:r>
+      <w:r>
+        <w:rPr/>
+        <w:t xml:space="preserve"> (34) is worth knowing. 📖 View &amp; Print shows an E, I or U badge on each verb and </w:t>
+      </w:r>
+      <w:r>
+        <w:rPr>
+          <w:b/>
+        </w:rPr>
+        <w:t>Group by: Tier</w:t>
+      </w:r>
+      <w:r>
+        <w:rPr/>
+        <w:t>. Top Structures are not graded and always stay in.</w:t>
       </w:r>
     </w:p>
     <w:p>

--- a/Word documents/Eton_IGCSE_User_Guide.docx
+++ b/Word documents/Eton_IGCSE_User_Guide.docx
@@ -10979,6 +10979,40 @@
         <w:rPr/>
         <w:t xml:space="preserve"> lists them in three groups. Specialist and Top Structures verbs are not graded and always stay in. The choice is forgotten when you close the page.</w:t>
       </w:r>
+      <w:r>
+        <w:rPr/>
+        <w:t xml:space="preserve"> A red warning shows whenever it is not on </w:t>
+      </w:r>
+      <w:r>
+        <w:rPr>
+          <w:b/>
+        </w:rPr>
+        <w:t>All verbs</w:t>
+      </w:r>
+      <w:r>
+        <w:rPr/>
+        <w:t xml:space="preserve">, so it cannot be missed. In </w:t>
+      </w:r>
+      <w:r>
+        <w:rPr>
+          <w:b/>
+        </w:rPr>
+        <w:t>⏱ Eton Spot Test: timed &amp; submitted</w:t>
+      </w:r>
+      <w:r>
+        <w:rPr/>
+        <w:t xml:space="preserve"> a </w:t>
+      </w:r>
+      <w:r>
+        <w:rPr>
+          <w:b/>
+        </w:rPr>
+        <w:t>Which verbs?</w:t>
+      </w:r>
+      <w:r>
+        <w:rPr/>
+        <w:t xml:space="preserve"> box comes before the Level box: leave it on All verbs unless your teacher has told you otherwise. What you choose is printed at the top of the test, next to the Level. Level (Easy, Medium, Hard) still works as well, and the two combine. In the Speed Challenge the Importance buttons are in the bar and in 📚 Choose verbs.</w:t>
+      </w:r>
     </w:p>
     <w:p>
       <w:pPr>
@@ -13950,6 +13984,10 @@
         <w:rPr/>
         <w:t>. Top Structures are not graded and always stay in.</w:t>
       </w:r>
+      <w:r>
+        <w:rPr/>
+        <w:t xml:space="preserve"> The same warning, Which verbs? box and Speed Challenge buttons as for French (section 3.1) apply.</w:t>
+      </w:r>
     </w:p>
     <w:p>
       <w:pPr>
@@ -16798,6 +16836,30 @@
       </w:r>
       <w:r>
         <w:t xml:space="preserve"> is the rest: you need to understand them when you read or hear them. Choose Essential, Important, Essential + Important, Recognition or All words, and the drill, tests, Speed Challenge, View and Print all use just those words. It is separate from Level (Easy, Medium, Hard), which is about how hard a word is to remember; Importance is only about how useful it is to produce. The core lists (IGCSE Nouns, Verbs, Adjectives, Prep/Conj/Adv) are not graded and always stay in. The choice is forgotten when you close the page.</w:t>
+      </w:r>
+      <w:r>
+        <w:rPr/>
+        <w:t xml:space="preserve"> In </w:t>
+      </w:r>
+      <w:r>
+        <w:rPr>
+          <w:b/>
+        </w:rPr>
+        <w:t>⏱ Eton Spot Test: timed &amp; submitted</w:t>
+      </w:r>
+      <w:r>
+        <w:rPr/>
+        <w:t xml:space="preserve"> a </w:t>
+      </w:r>
+      <w:r>
+        <w:rPr>
+          <w:b/>
+        </w:rPr>
+        <w:t>Which words?</w:t>
+      </w:r>
+      <w:r>
+        <w:rPr/>
+        <w:t xml:space="preserve"> box comes before the Level box: leave it on All words unless your teacher has told you otherwise. What you choose is printed at the top of the test, next to the Level. In the Speed Challenge the Importance buttons are in the bar.</w:t>
       </w:r>
     </w:p>
     <w:p>

--- a/Word documents/Eton_IGCSE_User_Guide.docx
+++ b/Word documents/Eton_IGCSE_User_Guide.docx
@@ -10854,6 +10854,76 @@
     </w:p>
     <w:p>
       <w:pPr>
+        <w:pStyle w:val="ListParagraph"/>
+        <w:numPr>
+          <w:ilvl w:val="0"/>
+          <w:numId w:val="2"/>
+        </w:numPr>
+        <w:spacing w:after="60" w:line="276"/>
+      </w:pPr>
+      <w:r>
+        <w:rPr>
+          <w:b/>
+        </w:rPr>
+        <w:t>🏅 F Michaelmas Trials:</w:t>
+      </w:r>
+      <w:r>
+        <w:rPr/>
+        <w:t xml:space="preserve"> all the Quizlet verbs, for the Michaelmas trials. Only three tenses are offered: Infinitive, Present and Perfect, and the Perfect has only the verbs that take avoir.</w:t>
+      </w:r>
+    </w:p>
+    <w:p>
+      <w:pPr>
+        <w:pStyle w:val="ListParagraph"/>
+        <w:numPr>
+          <w:ilvl w:val="0"/>
+          <w:numId w:val="2"/>
+        </w:numPr>
+        <w:spacing w:after="60" w:line="276"/>
+      </w:pPr>
+      <w:r>
+        <w:rPr>
+          <w:b/>
+        </w:rPr>
+        <w:t>🏅 E Block Michaelmas Trials:</w:t>
+      </w:r>
+      <w:r>
+        <w:rPr/>
+        <w:t xml:space="preserve"> all the Quizlet verbs, with Infinitive, Present, Perfect (every verb, including être and reflexive verbs), Imperfect and Future.</w:t>
+      </w:r>
+    </w:p>
+    <w:p>
+      <w:pPr>
+        <w:pStyle w:val="ListParagraph"/>
+        <w:numPr>
+          <w:ilvl w:val="0"/>
+          <w:numId w:val="2"/>
+        </w:numPr>
+        <w:spacing w:after="60" w:line="276"/>
+      </w:pPr>
+      <w:r>
+        <w:rPr>
+          <w:b/>
+        </w:rPr>
+        <w:t>🏅 F Block Summer Trials</w:t>
+      </w:r>
+      <w:r>
+        <w:rPr/>
+        <w:t xml:space="preserve"> and </w:t>
+      </w:r>
+      <w:r>
+        <w:rPr>
+          <w:b/>
+        </w:rPr>
+        <w:t>🏅 E Block Summer Trials:</w:t>
+      </w:r>
+      <w:r>
+        <w:rPr/>
+        <w:t xml:space="preserve"> the same verbs and tenses as E Block Michaelmas Trials.</w:t>
+      </w:r>
+    </w:p>
+    <w:p>
+      <w:pPr>
         <w:spacing w:after="120" w:line="276"/>
       </w:pPr>
       <w:r>
@@ -10863,6 +10933,9 @@
           <w:szCs w:val="22"/>
         </w:rPr>
         <w:t>Use Specialist and Top Structures when Eton tells you to.</w:t>
+      </w:r>
+      <w:r>
+        <w:t xml:space="preserve"> The Importance buttons (Essential, Important, Useful) work inside these four sets too, so you can sort the trials verbs by importance, and 📖 View &amp; Print can group them by tier.</w:t>
       </w:r>
     </w:p>
     <w:p>

--- a/Word documents/Eton_IGCSE_User_Guide.docx
+++ b/Word documents/Eton_IGCSE_User_Guide.docx
@@ -2225,6 +2225,12 @@
               </w:rPr>
               <w:t xml:space="preserve"> flips them. Practise both directions.</w:t>
             </w:r>
+            <w:r>
+              <w:rPr>
+                <w:b w:val="0"/>
+              </w:rPr>
+              <w:t xml:space="preserve"> Under Direction, Mix both ways puts both directions in one session. 50–50 gives half the cards each way; 70–30 gives seven in ten from English into the other language and three in ten back into English. Each card shows which way it goes. It starts as Off.</w:t>
+            </w:r>
           </w:p>
         </w:tc>
       </w:tr>
@@ -16122,6 +16128,26 @@
           <w:szCs w:val="22"/>
         </w:rPr>
         <w:t xml:space="preserve">.</w:t>
+      </w:r>
+    </w:p>
+    <w:p>
+      <w:pPr>
+        <w:pStyle w:val="ListParagraph"/>
+        <w:numPr>
+          <w:ilvl w:val="0"/>
+          <w:numId w:val="10"/>
+        </w:numPr>
+        <w:spacing w:after="70" w:line="276"/>
+      </w:pPr>
+      <w:r>
+        <w:rPr>
+          <w:rFonts w:ascii="Arial" w:cs="Arial" w:eastAsia="Arial" w:hAnsi="Arial"/>
+          <w:b w:val="0"/>
+          <w:bCs/>
+          <w:sz w:val="22"/>
+          <w:szCs w:val="22"/>
+        </w:rPr>
+        <w:t>Mix both ways (under Direction): Off, 50–50 or 70–30. With 70–30, seven in ten cards go from English into the language and three in ten back into English; each card shows its own direction. It works in the drill, Leisure Mode, tests, Spot Tests and the Speed Challenge, and starts as Off each time.</w:t>
       </w:r>
     </w:p>
     <w:p>
@@ -25605,6 +25631,26 @@
           <w:szCs w:val="22"/>
         </w:rPr>
         <w:t xml:space="preserve">.</w:t>
+      </w:r>
+    </w:p>
+    <w:p>
+      <w:pPr>
+        <w:pStyle w:val="ListParagraph"/>
+        <w:numPr>
+          <w:ilvl w:val="0"/>
+          <w:numId w:val="2"/>
+        </w:numPr>
+        <w:spacing w:after="60" w:line="276"/>
+      </w:pPr>
+      <w:r>
+        <w:rPr>
+          <w:rFonts w:ascii="Arial" w:cs="Arial" w:eastAsia="Arial" w:hAnsi="Arial"/>
+          <w:b w:val="0"/>
+          <w:bCs/>
+          <w:sz w:val="22"/>
+          <w:szCs w:val="22"/>
+        </w:rPr>
+        <w:t>Mix both ways (under Direction): Off, 50–50 or 70–30. With 70–30, seven in ten cards go from English into the language and three in ten back into English; each card shows its own direction. It works in the drill, Leisure Mode, tests, Spot Tests and the Speed Challenge, and starts as Off each time.</w:t>
       </w:r>
     </w:p>
     <w:p>

--- a/Word documents/Eton_IGCSE_User_Guide.docx
+++ b/Word documents/Eton_IGCSE_User_Guide.docx
@@ -19016,6 +19016,26 @@
           <w:szCs w:val="22"/>
         </w:rPr>
         <w:t xml:space="preserve">).</w:t>
+      </w:r>
+    </w:p>
+    <w:p>
+      <w:pPr>
+        <w:pStyle w:val="ListParagraph"/>
+        <w:numPr>
+          <w:ilvl w:val="0"/>
+          <w:numId w:val="11"/>
+        </w:numPr>
+        <w:spacing w:after="70" w:line="276"/>
+      </w:pPr>
+      <w:r>
+        <w:rPr>
+          <w:rFonts w:ascii="Arial" w:cs="Arial" w:eastAsia="Arial" w:hAnsi="Arial"/>
+          <w:b w:val="0"/>
+          <w:bCs/>
+          <w:sz w:val="22"/>
+          <w:szCs w:val="22"/>
+        </w:rPr>
+        <w:t>Mix both ways (under Direction): Off, 50–50 or 70–30. With 70–30, seven in ten cards go from English into the language and three in ten back into English; each card shows its own direction. It works in the drill, Leisure Mode, tests, Spot Tests and the Speed Challenge, for both Approved Material and Practice Sentences, and starts as Off each time.</w:t>
       </w:r>
     </w:p>
     <w:p>

--- a/Word documents/Eton_IGCSE_User_Guide.docx
+++ b/Word documents/Eton_IGCSE_User_Guide.docx
@@ -20789,7 +20789,7 @@
           <w:sz w:val="22"/>
           <w:szCs w:val="22"/>
         </w:rPr>
-        <w:t xml:space="preserve">; your level is printed in big letters at the top of your PDF, and Mixed is right unless your teacher has told you otherwise. The items come from the approved sentences of that section and are fitted to about 4½ minutes. Each item carries a tag saying what to do (for example CORRECT THE GRAMMAR ERROR or TRANSLATE THE BOLD WORDS). Write your answers, submit, and your teacher marks it like every other Eton Spot Test. This is the only place in the Studio where you are marked.</w:t>
+        <w:t xml:space="preserve">; your level is printed in big letters at the top of your PDF, and Mixed is right unless your teacher has told you otherwise. The items come from the approved sentences of that section and are fitted to about 4½ minutes. Each item carries a tag saying what to do (for example CORRECT THE GRAMMAR ERROR or TRANSLATE ONLY THE BOLD). Write your answers, submit, and your teacher marks it like every other Eton Spot Test. This is the only place in the Studio where you are marked.</w:t>
       </w:r>
     </w:p>
     <w:p>
@@ -20891,7 +20891,7 @@
           <w:sz w:val="22"/>
           <w:szCs w:val="22"/>
         </w:rPr>
-        <w:t xml:space="preserve"> the same tile game as the vocabulary apps, fed from the Approved Material. Press ⚡ Eton Speed Challenge on the main page (or ⚡ Speed inside the Studio). From the main page it opens on what the home screen shows: the direction (English → language or language → English), the sections and the topics you have ticked, as the approved sentences. In Phrases, a short bit is shown inside its whole sentence with the part to translate in bold, so there is always enough context; say just the bold part, and the answer shows it in the whole sentence. Where French, Italian or Spanish uses a different verb from English, a bracket gives the verb to use, for example (doing) cycling for faire du vélo or (weather) it’s hot for il fait chaud. The same brackets appear in the Studio’s short translations and bold bits. Choose the language, then Phrases (the key words and phrases, the short translations and the bold bits) or Sentences (the approved sentences), and the sections you want. The game's own test buttons are hidden here: tests are set from the Studio.</w:t>
+        <w:t xml:space="preserve"> the same tile game as the vocabulary apps, fed from the Approved Material. Press ⚡ Eton Speed Challenge on the main page (or ⚡ Speed inside the Studio). From the main page it opens on what the home screen shows: the direction (English → language or language → English), the sections and the topics you have ticked, as the approved sentences. In Phrases, a short bit is shown inside its whole sentence with the part to translate in bold and a small blue label under it saying TRANSLATE ONLY THE BOLD, so there is always enough context; say just the bold part, and the answer shows it in the whole sentence. Where French, Italian or Spanish uses a different verb from English, a bracket gives the verb to use, for example (doing) cycling for faire du vélo or (weather) it’s hot for il fait chaud. The same brackets appear in the Studio’s short translations and bold bits. Choose the language, then Phrases (the key words and phrases, the short translations and the bold bits) or Sentences (the approved sentences), and the sections you want. The game's own test buttons are hidden here: tests are set from the Studio.</w:t>
       </w:r>
     </w:p>
     <w:p>
